--- a/hin/docx/40.content.docx
+++ b/hin/docx/40.content.docx
@@ -136,13 +136,6 @@
         <w:rPr>
           <w:lang w:val="hi_IN" w:bidi="hi_IN"/>
         </w:rPr>
-      </w:r>
-      <w:r>
-        <w:rPr>
-          <w:i/>
-          <w:lang w:val="hi_IN" w:bidi="hi_IN"/>
-        </w:rPr>
-        <w:t>मत्ती 1:1, मत्ती 1:16, मत्ती 1:18, मत्ती 1:19, मत्ती 1:19 (#2), मत्ती 1:20, मत्ती 1:21, मत्ती 1:23, मत्ती 1:25, मत्ती 2:1, मत्ती 2:2, मत्ती 2:2 (#2), मत्ती 2:3, मत्ती 2:5–6, मत्ती 2:9, मत्ती 2:11, मत्ती 2:11 (#2), मत्ती 2:12, मत्ती 2:13, मत्ती 2:15, मत्ती 2:16, मत्ती 2:19–20, मत्ती 2:22–23, मत्ती 2:23, मत्ती 3:2, मत्ती 3:3, मत्ती 3:6, मत्ती 3:8, मत्ती 3:9, मत्ती 3:10, मत्ती 3:11, मत्ती 3:15, मत्ती 3:16, मत्ती 3:17, मत्ती 4:1, मत्ती 4:2, मत्ती 4:3, मत्ती 4:4, मत्ती 4:5–6, मत्ती 4:7, मत्ती 4:8–9, मत्ती 4:10, मत्ती 4:15–16, मत्ती 4:17, मत्ती 4:18, मत्ती 4:19, मत्ती 4:21, मत्ती 4:23, मत्ती 4:24, मत्ती 4:25, मत्ती 5:3, मत्ती 5:4, मत्ती 5:5, मत्ती 5:6, मत्ती 5:11–12, मत्ती 5:15–16, मत्ती 5:17, मत्ती 5:19, मत्ती 5:21–22, मत्ती 5:23–24, मत्ती 5:25, मत्ती 5:27–28, मत्ती 5:29–30, मत्ती 5:32, मत्ती 5:32 (#2), मत्ती 5:37, मत्ती 5:38–39, मत्ती 5:43–44, मत्ती 5:46–47, मत्ती 6:2, मत्ती 6:3–4, मत्ती 6:5, मत्ती 6:6, मत्ती 6:7–8, मत्ती 6:10, मत्ती 6:15, मत्ती 6:16–18, मत्ती 6:19–20, मत्ती 6:21, मत्ती 6:24, मत्ती 6:25–26, मत्ती 6:27, मत्ती 6:33, मत्ती 7:3–5, मत्ती 7:6, मत्ती 7:8, मत्ती 7:11, मत्ती 7:12, मत्ती 7:13, मत्ती 7:14, मत्ती 7:15–16, मत्ती 7:21, मत्ती 7:22–23, मत्ती 7:24, मत्ती 7:26, मत्ती 7:29, मत्ती 8:4, मत्ती 8:7, मत्ती 8:8, मत्ती 8:10, मत्ती 8:11, मत्ती 8:12, मत्ती 8:14–15, मत्ती 8:17, मत्ती 8:20, मत्ती 8:21–22, मत्ती 8:24, मत्ती 8:26, मत्ती 8:27, मत्ती 8:28, मत्ती 8:29, मत्ती 8:32, मत्ती 8:34, मत्ती 9:3–5, मत्ती 9:5–6, मत्ती 9:8, मत्ती 9:9, मत्ती 9:10, मत्ती 9:13, मत्ती 9:15, मत्ती 9:15 (#2), मत्ती 9:20–21, मत्ती 9:22, मत्ती 9:24, मत्ती 9:26, मत्ती 9:27, मत्ती 9:29, मत्ती 9:34, मत्ती 9:36, मत्ती 9:38, मत्ती 10:1, मत्ती 10:4, मत्ती 10:6, मत्ती 10:9–10, मत्ती 10:11, मत्ती 10:14–15, मत्ती 10:17–18, मत्ती 10:20, मत्ती 10:22, मत्ती 10:24–25, मत्ती 10:28, मत्ती 10:28 (#2), मत्ती 10:32, मत्ती 10:33, मत्ती 10:34–36, मत्ती 10:39, मत्ती 10:42, मत्ती 11:1, मत्ती 11:3, मत्ती 11:5, मत्ती 11:6, मत्ती 11:9–10, मत्ती 11:14, मत्ती 11:18, मत्ती 11:19, मत्ती 11:20, मत्ती 11:25, मत्ती 11:25 (#2), मत्ती 11:27, मत्ती 11:28, मत्ती 12:2, मत्ती 12:6, मत्ती 12:8, मत्ती 12:10, मत्ती 12:12, मत्ती 12:14, मत्ती 12:18, मत्ती 12:19–20, मत्ती 12:26, मत्ती 12:28, मत्ती 12:31, मत्ती 12:33, मत्ती 12:37, मत्ती 12:39–40, मत्ती 12:41, मत्ती 12:41 (#2), मत्ती 12:42, मत्ती 12:43–45, मत्ती 12:48–50, मत्ती 13:4, मत्ती 13:5–6, मत्ती 13:7, मत्ती 13:8, मत्ती 13:14, मत्ती 13:15, मत्ती 13:19, मत्ती 13:20–21, मत्ती 13:22, मत्ती 13:23, मत्ती 13:28, मत्ती 13:30, मत्ती 13:31–32, मत्ती 13:33, मत्ती 13:37–39, मत्ती 13:39, मत्ती 13:42, मत्ती 13:43, मत्ती 13:44, मत्ती 13:45–46, मत्ती 13:47–48, मत्ती 13:54, मत्ती 13:57, मत्ती 13:58, मत्ती 14:2, मत्ती 14:4, मत्ती 14:5, मत्ती 14:7, मत्ती 14:8, मत्ती 14:9, मत्ती 14:14, मत्ती 14:16, मत्ती 14:19, मत्ती 14:20–21, मत्ती 14:23, मत्ती 14:24, मत्ती 14:25, मत्ती 14:27, मत्ती 14:29, मत्ती 14:30, मत्ती 14:32, मत्ती 14:33, मत्ती 14:35, मत्ती 15:4–6, मत्ती 15:7–8, मत्ती 15:9, मत्ती 15:11, मत्ती 15:11 (#2), मत्ती 15:14, मत्ती 15:19, मत्ती 15:23, मत्ती 15:24, मत्ती 15:28, मत्ती 15:30–31, मत्ती 15:34, मत्ती 15:36, मत्ती 15:37, मत्ती 15:38, मत्ती 16:1, मत्ती 16:4, मत्ती 16:6, मत्ती 16:12, मत्ती 16:13, मत्ती 16:14, मत्ती 16:16, मत्ती 16:17, मत्ती 16:19, मत्ती 16:21, मत्ती 16:23, मत्ती 16:24, मत्ती 16:26, मत्ती 16:27, मत्ती 16:27 (#2), मत्ती 16:28, मत्ती 17:1, मत्ती 17:2, मत्ती 17:3, मत्ती 17:4, मत्ती 17:5, मत्ती 17:9, मत्ती 17:11, मत्ती 17:12–13, मत्ती 17:14–16, मत्ती 17:18, मत्ती 17:20, मत्ती 17:22–23, मत्ती 17:27, मत्ती 18:3, मत्ती 18:4, मत्ती 18:6, मत्ती 18:8, मत्ती 18:10, मत्ती 18:12–14, मत्ती 18:15, मत्ती 18:16, मत्ती 18:17, मत्ती 18:17 (#2), मत्ती 18:20, मत्ती 18:21–22, मत्ती 18:24–25, मत्ती 18:27, मत्ती 18:30, मत्ती 18:33, मत्ती 18:34, मत्ती 18:35, मत्ती 19:3, मत्ती 19:4, मत्ती 19:5, मत्ती 19:5–6, मत्ती 19:6, मत्ती 19:7–8, मत्ती 19:9, मत्ती 19:13, मत्ती 19:14, मत्ती 19:16–17, मत्ती 19:20–21, मत्ती 19:22, मत्ती 19:26, मत्ती 19:28, मत्ती 19:30, मत्ती 20:1–2, मत्ती 20:4, मत्ती 20:9, मत्ती 20:11–12, मत्ती 20:13–14, मत्ती 20:17–19, मत्ती 20:20–21, मत्ती 20:23, मत्ती 20:26, मत्ती 20:28, मत्ती 20:30, मत्ती 20:34, मत्ती 21:2, मत्ती 21:4–5, मत्ती 21:8, मत्ती 21:9, मत्ती 21:12, मत्ती 21:13, मत्ती 21:15–16, मत्ती 21:18–19, मत्ती 21:20–22, मत्ती 21:23, मत्ती 21:25, मत्ती 21:25 (#2), मत्ती 21:26, मत्ती 21:28–29, मत्ती 21:30, मत्ती 21:31, मत्ती 21:31–32, मत्ती 21:35–36, मत्ती 21:37, मत्ती 21:38–39, मत्ती 21:40–41, मत्ती 21:42, मत्ती 21:43, मत्ती 21:46, मत्ती 22:5–6, मत्ती 22:7, मत्ती 22:9–10, मत्ती 22:13, मत्ती 22:15, मत्ती 22:17, मत्ती 22:21, मत्ती 22:23, मत्ती 22:26–27, मत्ती 22:29, मत्ती 22:30, मत्ती 22:32, मत्ती 22:36, मत्ती 22:37–38, मत्ती 22:39, मत्ती 22:42, मत्ती 22:42 (#2), मत्ती 22:45, मत्ती 22:46, मत्ती 23:2–3, मत्ती 23:3, मत्ती 23:5, मत्ती 23:8–10, मत्ती 23:12, मत्ती 23:13–15, मत्ती 23:15, मत्ती 23:16–17, मत्ती 23:23, मत्ती 23:25–26, मत्ती 23:28, मत्ती 23:29–31, मत्ती 23:33, मत्ती 23:34, मत्ती 23:35, मत्ती 23:36, मत्ती 23:37, मत्ती 23:38, मत्ती 24:2, मत्ती 24:3, मत्ती 24:5, मत्ती 24:6–8, मत्ती 24:9–10, मत्ती 24:13, मत्ती 24:14, मत्ती 24:15–16, मत्ती 24:21, मत्ती 24:24, मत्ती 24:27, मत्ती 24:29, मत्ती 24:30, मत्ती 24:31, मत्ती 24:34, मत्ती 24:35, मत्ती 24:36, मत्ती 24:37–39, मत्ती 24:42, मत्ती 24:45–46, मत्ती 24:47, मत्ती 24:48–49, मत्ती 24:51, मत्ती 25:3, मत्ती 25:4, मत्ती 25:5–6, मत्ती 25:10, मत्ती 25:10–12, मत्ती 25:13, मत्ती 25:16–17, मत्ती 25:18, मत्ती 25:19, मत्ती 25:20–21, मत्ती 25:26–30, मत्ती 25:31–32, मत्ती 25:34, मत्ती 25:35–36, मत्ती 25:41, मत्ती 25:42–43, मत्ती 26:2, मत्ती 26:4, मत्ती 26:5, मत्ती 26:6–9, मत्ती 26:12, मत्ती 26:14–15, मत्ती 26:21, मत्ती 26:24, मत्ती 26:25, मत्ती 26:26, मत्ती 26:28, मत्ती 26:30–31, मत्ती 26:33–34, मत्ती 26:37–38, मत्ती 26:39, मत्ती 26:40, मत्ती 26:42, मत्ती 26:42–44, मत्ती 26:47–48, मत्ती 26:51, मत्ती 26:53, मत्ती 26:54, मत्ती 26:56, मत्ती 26:59, मत्ती 26:63, मत्ती 26:64, मत्ती 26:64 (#2), मत्ती 26:65, मत्ती 26:67, मत्ती 26:73–75, मत्ती 26:74, मत्ती 26:75, मत्ती 27:2, मत्ती 27:3–5, मत्ती 27:6–7, मत्ती 27:9–10, मत्ती 27:11, मत्ती 27:12–14, मत्ती 27:15–16, मत्ती 27:19, मत्ती 27:20, मत्ती 27:22, मत्ती 27:24, मत्ती 27:25, मत्ती 27:27–29, मत्ती 27:32, मत्ती 27:33, मत्ती 27:35–36, मत्ती 27:37, मत्ती 27:38, मत्ती 27:42, मत्ती 27:45, मत्ती 27:46, मत्ती 27:50, मत्ती 27:51, मत्ती 27:52–53, मत्ती 27:54, मत्ती 27:57–58, मत्ती 27:60, मत्ती 27:62–64, मत्ती 27:65–66, मत्ती 28:1, मत्ती 28:2, मत्ती 28:4, मत्ती 28:5–7, मत्ती 28:8–9, मत्ती 28:11–13, मत्ती 28:17, मत्ती 28:18, मत्ती 28:19, मत्ती 28:19 (#2), मत्ती 28:20, मत्ती 28:20 (#2)</w:t>
       </w:r>
       <w:r>
         <w:rPr>

--- a/hin/docx/40.content.docx
+++ b/hin/docx/40.content.docx
@@ -123,19 +123,6 @@
           <w:lang w:val="hi_IN" w:bidi="hi_IN"/>
         </w:rPr>
         <w:t>MAT</w:t>
-      </w:r>
-      <w:r>
-        <w:rPr>
-          <w:lang w:val="hi_IN" w:bidi="hi_IN"/>
-        </w:rPr>
-      </w:r>
-    </w:p>
-    <w:p>
-      <w:pPr/>
-      <w:r>
-        <w:rPr>
-          <w:lang w:val="hi_IN" w:bidi="hi_IN"/>
-        </w:rPr>
       </w:r>
       <w:r>
         <w:rPr>

--- a/hin/docx/40.content.docx
+++ b/hin/docx/40.content.docx
@@ -19,7 +19,7 @@
         <w:rPr>
           <w:lang w:val="hi_IN" w:bidi="hi_IN"/>
         </w:rPr>
-        <w:t>Resource: अनुवाद प्रश्न (unfoldingWord)</w:t>
+        <w:t>Resource: unfoldingWord® Translation Questions</w:t>
       </w:r>
       <w:r>
         <w:rPr>
@@ -85,7 +85,7 @@
         <w:rPr>
           <w:lang w:val="hi_IN" w:bidi="hi_IN"/>
         </w:rPr>
-        <w:t>अनुवाद प्रश्न (unfoldingWord)</w:t>
+        <w:t>unfoldingWord® Translation Questions</w:t>
       </w:r>
     </w:p>
     <w:p>
